--- a/Imagery/Burdy Business Card.docx
+++ b/Imagery/Burdy Business Card.docx
@@ -1,6 +1,6 @@
 
 <file path=word/document.xml><?xml version="1.0" encoding="utf-8"?>
-<w:document xmlns:wpc="http://schemas.microsoft.com/office/word/2010/wordprocessingCanvas" xmlns:cx="http://schemas.microsoft.com/office/drawing/2014/chartex" xmlns:cx1="http://schemas.microsoft.com/office/drawing/2015/9/8/chartex" xmlns:cx2="http://schemas.microsoft.com/office/drawing/2015/10/21/chartex" xmlns:cx3="http://schemas.microsoft.com/office/drawing/2016/5/9/chartex" xmlns:cx4="http://schemas.microsoft.com/office/drawing/2016/5/10/chartex" xmlns:cx5="http://schemas.microsoft.com/office/drawing/2016/5/11/chartex" xmlns:cx6="http://schemas.microsoft.com/office/drawing/2016/5/12/chartex" xmlns:cx7="http://schemas.microsoft.com/office/drawing/2016/5/13/chartex" xmlns:cx8="http://schemas.microsoft.com/office/drawing/2016/5/14/chartex" xmlns:mc="http://schemas.openxmlformats.org/markup-compatibility/2006" xmlns:aink="http://schemas.microsoft.com/office/drawing/2016/ink" xmlns:am3d="http://schemas.microsoft.com/office/drawing/2017/model3d" xmlns:o="urn:schemas-microsoft-com:office:office" xmlns:oel="http://schemas.microsoft.com/office/2019/extlst" xmlns:r="http://schemas.openxmlformats.org/officeDocument/2006/relationships" xmlns:m="http://schemas.openxmlformats.org/officeDocument/2006/math" xmlns:v="urn:schemas-microsoft-com:vml" xmlns:wp14="http://schemas.microsoft.com/office/word/2010/wordprocessingDrawing" xmlns:wp="http://schemas.openxmlformats.org/drawingml/2006/wordprocessingDrawing" xmlns:w10="urn:schemas-microsoft-com:office:word" xmlns:w="http://schemas.openxmlformats.org/wordprocessingml/2006/main" xmlns:w14="http://schemas.microsoft.com/office/word/2010/wordml" xmlns:w15="http://schemas.microsoft.com/office/word/2012/wordml" xmlns:w16cex="http://schemas.microsoft.com/office/word/2018/wordml/cex" xmlns:w16cid="http://schemas.microsoft.com/office/word/2016/wordml/cid" xmlns:w16="http://schemas.microsoft.com/office/word/2018/wordml" xmlns:w16du="http://schemas.microsoft.com/office/word/2023/wordml/word16du" xmlns:w16sdtdh="http://schemas.microsoft.com/office/word/2020/wordml/sdtdatahash" xmlns:w16sdtfl="http://schemas.microsoft.com/office/word/2024/wordml/sdtformatlock" xmlns:w16se="http://schemas.microsoft.com/office/word/2015/wordml/symex" xmlns:wpg="http://schemas.microsoft.com/office/word/2010/wordprocessingGroup" xmlns:wpi="http://schemas.microsoft.com/office/word/2010/wordprocessingInk" xmlns:wne="http://schemas.microsoft.com/office/word/2006/wordml" xmlns:wps="http://schemas.microsoft.com/office/word/2010/wordprocessingShape" mc:Ignorable="w14 w15 w16se w16cid w16 w16cex w16sdtdh w16sdtfl w16du wp14">
+<w:document xmlns:wpc="http://schemas.microsoft.com/office/word/2010/wordprocessingCanvas" xmlns:cx="http://schemas.microsoft.com/office/drawing/2014/chartex" xmlns:cx1="http://schemas.microsoft.com/office/drawing/2015/9/8/chartex" xmlns:cx2="http://schemas.microsoft.com/office/drawing/2015/10/21/chartex" xmlns:cx3="http://schemas.microsoft.com/office/drawing/2016/5/9/chartex" xmlns:cx4="http://schemas.microsoft.com/office/drawing/2016/5/10/chartex" xmlns:cx5="http://schemas.microsoft.com/office/drawing/2016/5/11/chartex" xmlns:cx6="http://schemas.microsoft.com/office/drawing/2016/5/12/chartex" xmlns:cx7="http://schemas.microsoft.com/office/drawing/2016/5/13/chartex" xmlns:cx8="http://schemas.microsoft.com/office/drawing/2016/5/14/chartex" xmlns:mc="http://schemas.openxmlformats.org/markup-compatibility/2006" xmlns:aink="http://schemas.microsoft.com/office/drawing/2016/ink" xmlns:am3d="http://schemas.microsoft.com/office/drawing/2017/model3d" xmlns:o="urn:schemas-microsoft-com:office:office" xmlns:oel="http://schemas.microsoft.com/office/2019/extlst" xmlns:r="http://schemas.openxmlformats.org/officeDocument/2006/relationships" xmlns:m="http://schemas.openxmlformats.org/officeDocument/2006/math" xmlns:v="urn:schemas-microsoft-com:vml" xmlns:wp14="http://schemas.microsoft.com/office/word/2010/wordprocessingDrawing" xmlns:wp="http://schemas.openxmlformats.org/drawingml/2006/wordprocessingDrawing" xmlns:w10="urn:schemas-microsoft-com:office:word" xmlns:w="http://schemas.openxmlformats.org/wordprocessingml/2006/main" xmlns:w14="http://schemas.microsoft.com/office/word/2010/wordml" xmlns:w15="http://schemas.microsoft.com/office/word/2012/wordml" xmlns:w16cei="http://schemas.microsoft.com/office/word/2026/wordml/cei" xmlns:w16cex="http://schemas.microsoft.com/office/word/2018/wordml/cex" xmlns:w16cid="http://schemas.microsoft.com/office/word/2016/wordml/cid" xmlns:w16="http://schemas.microsoft.com/office/word/2018/wordml" xmlns:w16du="http://schemas.microsoft.com/office/word/2023/wordml/word16du" xmlns:w16sdtdh="http://schemas.microsoft.com/office/word/2020/wordml/sdtdatahash" xmlns:w16sdtfl="http://schemas.microsoft.com/office/word/2024/wordml/sdtformatlock" xmlns:w16se="http://schemas.microsoft.com/office/word/2015/wordml/symex" xmlns:wpg="http://schemas.microsoft.com/office/word/2010/wordprocessingGroup" xmlns:wpi="http://schemas.microsoft.com/office/word/2010/wordprocessingInk" xmlns:wne="http://schemas.microsoft.com/office/word/2006/wordml" xmlns:wps="http://schemas.microsoft.com/office/word/2010/wordprocessingShape" mc:Ignorable="w14 w15 w16se w16cid w16 w16cex w16sdtdh w16sdtfl w16du wp14">
   <w:body>
     <w:p>
       <w:pPr>
@@ -455,812 +455,6 @@
       </w:pPr>
       <w:r>
         <w:rPr>
-          <w:noProof/>
-        </w:rPr>
-        <w:lastRenderedPageBreak/>
-        <mc:AlternateContent>
-          <mc:Choice Requires="wps">
-            <w:drawing>
-              <wp:anchor distT="0" distB="0" distL="114300" distR="114300" simplePos="0" relativeHeight="251659264" behindDoc="0" locked="0" layoutInCell="1" allowOverlap="1" wp14:anchorId="6EBC0C77" wp14:editId="2C0AA3F2">
-                <wp:simplePos x="0" y="0"/>
-                <wp:positionH relativeFrom="column">
-                  <wp:posOffset>1283335</wp:posOffset>
-                </wp:positionH>
-                <wp:positionV relativeFrom="paragraph">
-                  <wp:posOffset>-52705</wp:posOffset>
-                </wp:positionV>
-                <wp:extent cx="1518920" cy="1473200"/>
-                <wp:effectExtent l="0" t="0" r="0" b="0"/>
-                <wp:wrapNone/>
-                <wp:docPr id="1472287405" name="Text Box 1"/>
-                <wp:cNvGraphicFramePr/>
-                <a:graphic xmlns:a="http://schemas.openxmlformats.org/drawingml/2006/main">
-                  <a:graphicData uri="http://schemas.microsoft.com/office/word/2010/wordprocessingShape">
-                    <wps:wsp>
-                      <wps:cNvSpPr txBox="1"/>
-                      <wps:spPr>
-                        <a:xfrm>
-                          <a:off x="0" y="0"/>
-                          <a:ext cx="1518920" cy="1473200"/>
-                        </a:xfrm>
-                        <a:prstGeom prst="rect">
-                          <a:avLst/>
-                        </a:prstGeom>
-                        <a:noFill/>
-                        <a:ln w="6350">
-                          <a:noFill/>
-                        </a:ln>
-                      </wps:spPr>
-                      <wps:txbx>
-                        <w:txbxContent>
-                          <w:p>
-                            <w:pPr>
-                              <w:rPr>
-                                <w:rFonts w:ascii="DM Mono" w:eastAsia="DM Mono" w:hAnsi="DM Mono" w:cs="DM Mono"/>
-                                <w:b/>
-                                <w:bCs/>
-                                <w:color w:val="179948"/>
-                                <w:sz w:val="12"/>
-                                <w:szCs w:val="12"/>
-                              </w:rPr>
-                            </w:pPr>
-                            <w:r>
-                              <w:rPr>
-                                <w:rFonts w:ascii="DM Mono" w:eastAsia="DM Mono" w:hAnsi="DM Mono" w:cs="DM Mono"/>
-                                <w:b/>
-                                <w:bCs/>
-                                <w:color w:val="179948"/>
-                                <w:sz w:val="12"/>
-                                <w:szCs w:val="12"/>
-                              </w:rPr>
-                              <w:t>[I</w:t>
-                            </w:r>
-                            <w:r>
-                              <w:rPr>
-                                <w:rFonts w:ascii="DM Mono" w:eastAsia="DM Mono" w:hAnsi="DM Mono" w:cs="DM Mono"/>
-                                <w:b/>
-                                <w:bCs/>
-                                <w:color w:val="179948"/>
-                                <w:sz w:val="12"/>
-                                <w:szCs w:val="12"/>
-                              </w:rPr>
-                              <w:t>nsta]</w:t>
-                            </w:r>
-                            <w:r>
-                              <w:rPr>
-                                <w:rFonts w:ascii="DM Mono" w:eastAsia="DM Mono" w:hAnsi="DM Mono" w:cs="DM Mono"/>
-                                <w:b/>
-                                <w:bCs/>
-                                <w:color w:val="179948"/>
-                                <w:sz w:val="12"/>
-                                <w:szCs w:val="12"/>
-                              </w:rPr>
-                              <w:t xml:space="preserve"> </w:t>
-                            </w:r>
-                            <w:r>
-                              <w:rPr>
-                                <w:rFonts w:ascii="DM Mono" w:eastAsia="DM Mono" w:hAnsi="DM Mono" w:cs="DM Mono"/>
-                                <w:b/>
-                                <w:bCs/>
-                                <w:color w:val="179948"/>
-                                <w:sz w:val="12"/>
-                                <w:szCs w:val="12"/>
-                              </w:rPr>
-                              <w:tab/>
-                            </w:r>
-                            <w:proofErr w:type="spellStart"/>
-                            <w:r>
-                              <w:rPr>
-                                <w:rFonts w:ascii="DM Mono" w:eastAsia="DM Mono" w:hAnsi="DM Mono" w:cs="DM Mono"/>
-                                <w:color w:val="6B7280"/>
-                                <w:sz w:val="13"/>
-                                <w:szCs w:val="13"/>
-                              </w:rPr>
-                              <w:t>burdybirds</w:t>
-                            </w:r>
-                            <w:proofErr w:type="spellEnd"/>
-                          </w:p>
-                          <w:p>
-                            <w:pPr>
-                              <w:rPr>
-                                <w:rFonts w:ascii="DM Mono" w:eastAsia="DM Mono" w:hAnsi="DM Mono" w:cs="DM Mono"/>
-                                <w:b/>
-                                <w:bCs/>
-                                <w:color w:val="179948"/>
-                                <w:sz w:val="12"/>
-                                <w:szCs w:val="12"/>
-                              </w:rPr>
-                            </w:pPr>
-                          </w:p>
-                          <w:p>
-                            <w:pPr>
-                              <w:rPr>
-                                <w:rFonts w:ascii="DM Mono" w:eastAsia="DM Mono" w:hAnsi="DM Mono" w:cs="DM Mono"/>
-                                <w:b/>
-                                <w:bCs/>
-                                <w:color w:val="179948"/>
-                                <w:sz w:val="12"/>
-                                <w:szCs w:val="12"/>
-                              </w:rPr>
-                            </w:pPr>
-                            <w:r>
-                              <w:rPr>
-                                <w:rFonts w:ascii="DM Mono" w:eastAsia="DM Mono" w:hAnsi="DM Mono" w:cs="DM Mono"/>
-                                <w:b/>
-                                <w:bCs/>
-                                <w:color w:val="179948"/>
-                                <w:sz w:val="12"/>
-                                <w:szCs w:val="12"/>
-                              </w:rPr>
-                              <w:t>[</w:t>
-                            </w:r>
-                            <w:proofErr w:type="spellStart"/>
-                            <w:r>
-                              <w:rPr>
-                                <w:rFonts w:ascii="DM Mono" w:eastAsia="DM Mono" w:hAnsi="DM Mono" w:cs="DM Mono"/>
-                                <w:b/>
-                                <w:bCs/>
-                                <w:color w:val="179948"/>
-                                <w:sz w:val="12"/>
-                                <w:szCs w:val="12"/>
-                              </w:rPr>
-                              <w:t>Tiktok</w:t>
-                            </w:r>
-                            <w:proofErr w:type="spellEnd"/>
-                            <w:r>
-                              <w:rPr>
-                                <w:rFonts w:ascii="DM Mono" w:eastAsia="DM Mono" w:hAnsi="DM Mono" w:cs="DM Mono"/>
-                                <w:b/>
-                                <w:bCs/>
-                                <w:color w:val="179948"/>
-                                <w:sz w:val="12"/>
-                                <w:szCs w:val="12"/>
-                              </w:rPr>
-                              <w:t>]</w:t>
-                            </w:r>
-                            <w:r>
-                              <w:rPr>
-                                <w:rFonts w:ascii="DM Mono" w:eastAsia="DM Mono" w:hAnsi="DM Mono" w:cs="DM Mono"/>
-                                <w:b/>
-                                <w:bCs/>
-                                <w:color w:val="179948"/>
-                                <w:sz w:val="12"/>
-                                <w:szCs w:val="12"/>
-                              </w:rPr>
-                              <w:tab/>
-                            </w:r>
-                          </w:p>
-                          <w:p>
-                            <w:pPr>
-                              <w:rPr>
-                                <w:rFonts w:ascii="DM Mono" w:eastAsia="DM Mono" w:hAnsi="DM Mono" w:cs="DM Mono"/>
-                                <w:b/>
-                                <w:bCs/>
-                                <w:color w:val="179948"/>
-                                <w:sz w:val="12"/>
-                                <w:szCs w:val="12"/>
-                              </w:rPr>
-                            </w:pPr>
-                          </w:p>
-                          <w:p>
-                            <w:pPr>
-                              <w:rPr>
-                                <w:rFonts w:ascii="DM Mono" w:eastAsia="DM Mono" w:hAnsi="DM Mono" w:cs="DM Mono"/>
-                                <w:b/>
-                                <w:bCs/>
-                                <w:color w:val="179948"/>
-                                <w:sz w:val="12"/>
-                                <w:szCs w:val="12"/>
-                              </w:rPr>
-                            </w:pPr>
-                            <w:r>
-                              <w:rPr>
-                                <w:rFonts w:ascii="DM Mono" w:eastAsia="DM Mono" w:hAnsi="DM Mono" w:cs="DM Mono"/>
-                                <w:b/>
-                                <w:bCs/>
-                                <w:color w:val="179948"/>
-                                <w:sz w:val="12"/>
-                                <w:szCs w:val="12"/>
-                              </w:rPr>
-                              <w:t>[Facebook]</w:t>
-                            </w:r>
-                          </w:p>
-                          <w:p>
-                            <w:pPr>
-                              <w:rPr>
-                                <w:rFonts w:ascii="DM Mono" w:eastAsia="DM Mono" w:hAnsi="DM Mono" w:cs="DM Mono"/>
-                                <w:b/>
-                                <w:bCs/>
-                                <w:color w:val="179948"/>
-                                <w:sz w:val="12"/>
-                                <w:szCs w:val="12"/>
-                              </w:rPr>
-                            </w:pPr>
-                          </w:p>
-                          <w:p>
-                            <w:pPr>
-                              <w:rPr>
-                                <w:rFonts w:ascii="DM Mono" w:eastAsia="DM Mono" w:hAnsi="DM Mono" w:cs="DM Mono"/>
-                                <w:b/>
-                                <w:bCs/>
-                                <w:color w:val="179948"/>
-                                <w:sz w:val="12"/>
-                                <w:szCs w:val="12"/>
-                              </w:rPr>
-                            </w:pPr>
-                            <w:r>
-                              <w:rPr>
-                                <w:rFonts w:ascii="DM Mono" w:eastAsia="DM Mono" w:hAnsi="DM Mono" w:cs="DM Mono"/>
-                                <w:b/>
-                                <w:bCs/>
-                                <w:color w:val="179948"/>
-                                <w:sz w:val="12"/>
-                                <w:szCs w:val="12"/>
-                              </w:rPr>
-                              <w:t>[LinkedIn]</w:t>
-                            </w:r>
-                          </w:p>
-                          <w:p>
-                            <w:pPr>
-                              <w:rPr>
-                                <w:rFonts w:ascii="DM Mono" w:eastAsia="DM Mono" w:hAnsi="DM Mono" w:cs="DM Mono"/>
-                                <w:b/>
-                                <w:bCs/>
-                                <w:color w:val="179948"/>
-                                <w:sz w:val="12"/>
-                                <w:szCs w:val="12"/>
-                              </w:rPr>
-                            </w:pPr>
-                          </w:p>
-                          <w:p>
-                            <w:pPr>
-                              <w:rPr>
-                                <w:rFonts w:ascii="DM Mono" w:eastAsia="DM Mono" w:hAnsi="DM Mono" w:cs="DM Mono"/>
-                                <w:b/>
-                                <w:bCs/>
-                                <w:color w:val="179948"/>
-                                <w:sz w:val="12"/>
-                                <w:szCs w:val="12"/>
-                              </w:rPr>
-                            </w:pPr>
-                            <w:r>
-                              <w:rPr>
-                                <w:rFonts w:ascii="DM Mono" w:eastAsia="DM Mono" w:hAnsi="DM Mono" w:cs="DM Mono"/>
-                                <w:b/>
-                                <w:bCs/>
-                                <w:color w:val="179948"/>
-                                <w:sz w:val="12"/>
-                                <w:szCs w:val="12"/>
-                              </w:rPr>
-                              <w:t>[Snap]</w:t>
-                            </w:r>
-                          </w:p>
-                          <w:p>
-                            <w:pPr>
-                              <w:rPr>
-                                <w:rFonts w:ascii="DM Mono" w:eastAsia="DM Mono" w:hAnsi="DM Mono" w:cs="DM Mono"/>
-                                <w:b/>
-                                <w:bCs/>
-                                <w:color w:val="179948"/>
-                                <w:sz w:val="12"/>
-                                <w:szCs w:val="12"/>
-                              </w:rPr>
-                            </w:pPr>
-                          </w:p>
-                          <w:p>
-                            <w:pPr>
-                              <w:rPr>
-                                <w:rFonts w:ascii="DM Mono" w:eastAsia="DM Mono" w:hAnsi="DM Mono" w:cs="DM Mono"/>
-                                <w:b/>
-                                <w:bCs/>
-                                <w:color w:val="179948"/>
-                                <w:sz w:val="12"/>
-                                <w:szCs w:val="12"/>
-                              </w:rPr>
-                            </w:pPr>
-                            <w:r>
-                              <w:rPr>
-                                <w:rFonts w:ascii="DM Mono" w:eastAsia="DM Mono" w:hAnsi="DM Mono" w:cs="DM Mono"/>
-                                <w:b/>
-                                <w:bCs/>
-                                <w:color w:val="179948"/>
-                                <w:sz w:val="12"/>
-                                <w:szCs w:val="12"/>
-                              </w:rPr>
-                              <w:t>[</w:t>
-                            </w:r>
-                            <w:proofErr w:type="spellStart"/>
-                            <w:r>
-                              <w:rPr>
-                                <w:rFonts w:ascii="DM Mono" w:eastAsia="DM Mono" w:hAnsi="DM Mono" w:cs="DM Mono"/>
-                                <w:b/>
-                                <w:bCs/>
-                                <w:color w:val="179948"/>
-                                <w:sz w:val="12"/>
-                                <w:szCs w:val="12"/>
-                              </w:rPr>
-                              <w:t>Youtube</w:t>
-                            </w:r>
-                            <w:proofErr w:type="spellEnd"/>
-                            <w:r>
-                              <w:rPr>
-                                <w:rFonts w:ascii="DM Mono" w:eastAsia="DM Mono" w:hAnsi="DM Mono" w:cs="DM Mono"/>
-                                <w:b/>
-                                <w:bCs/>
-                                <w:color w:val="179948"/>
-                                <w:sz w:val="12"/>
-                                <w:szCs w:val="12"/>
-                              </w:rPr>
-                              <w:t>]</w:t>
-                            </w:r>
-                          </w:p>
-                          <w:p>
-                            <w:pPr>
-                              <w:rPr>
-                                <w:rFonts w:ascii="DM Mono" w:eastAsia="DM Mono" w:hAnsi="DM Mono" w:cs="DM Mono"/>
-                                <w:b/>
-                                <w:bCs/>
-                                <w:color w:val="179948"/>
-                                <w:sz w:val="12"/>
-                                <w:szCs w:val="12"/>
-                              </w:rPr>
-                            </w:pPr>
-                          </w:p>
-                          <w:p>
-                            <w:pPr>
-                              <w:rPr>
-                                <w:rFonts w:ascii="DM Mono" w:eastAsia="DM Mono" w:hAnsi="DM Mono" w:cs="DM Mono"/>
-                                <w:b/>
-                                <w:bCs/>
-                                <w:color w:val="179948"/>
-                                <w:sz w:val="12"/>
-                                <w:szCs w:val="12"/>
-                              </w:rPr>
-                            </w:pPr>
-                            <w:r>
-                              <w:rPr>
-                                <w:rFonts w:ascii="DM Mono" w:eastAsia="DM Mono" w:hAnsi="DM Mono" w:cs="DM Mono"/>
-                                <w:b/>
-                                <w:bCs/>
-                                <w:color w:val="179948"/>
-                                <w:sz w:val="12"/>
-                                <w:szCs w:val="12"/>
-                              </w:rPr>
-                              <w:t>[Web]</w:t>
-                            </w:r>
-                            <w:r>
-                              <w:rPr>
-                                <w:rFonts w:ascii="DM Mono" w:eastAsia="DM Mono" w:hAnsi="DM Mono" w:cs="DM Mono"/>
-                                <w:b/>
-                                <w:bCs/>
-                                <w:color w:val="179948"/>
-                                <w:sz w:val="12"/>
-                                <w:szCs w:val="12"/>
-                              </w:rPr>
-                              <w:t xml:space="preserve"> </w:t>
-                            </w:r>
-                            <w:r>
-                              <w:rPr>
-                                <w:rFonts w:ascii="DM Mono" w:eastAsia="DM Mono" w:hAnsi="DM Mono" w:cs="DM Mono"/>
-                                <w:b/>
-                                <w:bCs/>
-                                <w:color w:val="179948"/>
-                                <w:sz w:val="12"/>
-                                <w:szCs w:val="12"/>
-                              </w:rPr>
-                              <w:tab/>
-                            </w:r>
-                            <w:r>
-                              <w:rPr>
-                                <w:rFonts w:ascii="DM Mono" w:eastAsia="DM Mono" w:hAnsi="DM Mono" w:cs="DM Mono"/>
-                                <w:color w:val="6B7280"/>
-                                <w:sz w:val="13"/>
-                                <w:szCs w:val="13"/>
-                              </w:rPr>
-                              <w:t>burdy.co.uk</w:t>
-                            </w:r>
-                          </w:p>
-                        </w:txbxContent>
-                      </wps:txbx>
-                      <wps:bodyPr rot="0" spcFirstLastPara="0" vertOverflow="overflow" horzOverflow="overflow" vert="horz" wrap="square" lIns="91440" tIns="45720" rIns="91440" bIns="45720" numCol="1" spcCol="0" rtlCol="0" fromWordArt="0" anchor="t" anchorCtr="0" forceAA="0" compatLnSpc="1">
-                        <a:prstTxWarp prst="textNoShape">
-                          <a:avLst/>
-                        </a:prstTxWarp>
-                        <a:noAutofit/>
-                      </wps:bodyPr>
-                    </wps:wsp>
-                  </a:graphicData>
-                </a:graphic>
-                <wp14:sizeRelH relativeFrom="margin">
-                  <wp14:pctWidth>0</wp14:pctWidth>
-                </wp14:sizeRelH>
-                <wp14:sizeRelV relativeFrom="margin">
-                  <wp14:pctHeight>0</wp14:pctHeight>
-                </wp14:sizeRelV>
-              </wp:anchor>
-            </w:drawing>
-          </mc:Choice>
-          <mc:Fallback>
-            <w:pict>
-              <v:shape w14:anchorId="6EBC0C77" id="Text Box 1" o:spid="_x0000_s1027" type="#_x0000_t202" style="position:absolute;margin-left:101.05pt;margin-top:-4.15pt;width:119.6pt;height:116pt;z-index:251659264;visibility:visible;mso-wrap-style:square;mso-width-percent:0;mso-height-percent:0;mso-wrap-distance-left:9pt;mso-wrap-distance-top:0;mso-wrap-distance-right:9pt;mso-wrap-distance-bottom:0;mso-position-horizontal:absolute;mso-position-horizontal-relative:text;mso-position-vertical:absolute;mso-position-vertical-relative:text;mso-width-percent:0;mso-height-percent:0;mso-width-relative:margin;mso-height-relative:margin;v-text-anchor:top" o:gfxdata="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" filled="f" stroked="f" strokeweight=".5pt">
-                <v:textbox>
-                  <w:txbxContent>
-                    <w:p>
-                      <w:pPr>
-                        <w:rPr>
-                          <w:rFonts w:ascii="DM Mono" w:eastAsia="DM Mono" w:hAnsi="DM Mono" w:cs="DM Mono"/>
-                          <w:b/>
-                          <w:bCs/>
-                          <w:color w:val="179948"/>
-                          <w:sz w:val="12"/>
-                          <w:szCs w:val="12"/>
-                        </w:rPr>
-                      </w:pPr>
-                      <w:r>
-                        <w:rPr>
-                          <w:rFonts w:ascii="DM Mono" w:eastAsia="DM Mono" w:hAnsi="DM Mono" w:cs="DM Mono"/>
-                          <w:b/>
-                          <w:bCs/>
-                          <w:color w:val="179948"/>
-                          <w:sz w:val="12"/>
-                          <w:szCs w:val="12"/>
-                        </w:rPr>
-                        <w:t>[I</w:t>
-                      </w:r>
-                      <w:r>
-                        <w:rPr>
-                          <w:rFonts w:ascii="DM Mono" w:eastAsia="DM Mono" w:hAnsi="DM Mono" w:cs="DM Mono"/>
-                          <w:b/>
-                          <w:bCs/>
-                          <w:color w:val="179948"/>
-                          <w:sz w:val="12"/>
-                          <w:szCs w:val="12"/>
-                        </w:rPr>
-                        <w:t>nsta]</w:t>
-                      </w:r>
-                      <w:r>
-                        <w:rPr>
-                          <w:rFonts w:ascii="DM Mono" w:eastAsia="DM Mono" w:hAnsi="DM Mono" w:cs="DM Mono"/>
-                          <w:b/>
-                          <w:bCs/>
-                          <w:color w:val="179948"/>
-                          <w:sz w:val="12"/>
-                          <w:szCs w:val="12"/>
-                        </w:rPr>
-                        <w:t xml:space="preserve"> </w:t>
-                      </w:r>
-                      <w:r>
-                        <w:rPr>
-                          <w:rFonts w:ascii="DM Mono" w:eastAsia="DM Mono" w:hAnsi="DM Mono" w:cs="DM Mono"/>
-                          <w:b/>
-                          <w:bCs/>
-                          <w:color w:val="179948"/>
-                          <w:sz w:val="12"/>
-                          <w:szCs w:val="12"/>
-                        </w:rPr>
-                        <w:tab/>
-                      </w:r>
-                      <w:proofErr w:type="spellStart"/>
-                      <w:r>
-                        <w:rPr>
-                          <w:rFonts w:ascii="DM Mono" w:eastAsia="DM Mono" w:hAnsi="DM Mono" w:cs="DM Mono"/>
-                          <w:color w:val="6B7280"/>
-                          <w:sz w:val="13"/>
-                          <w:szCs w:val="13"/>
-                        </w:rPr>
-                        <w:t>burdybirds</w:t>
-                      </w:r>
-                      <w:proofErr w:type="spellEnd"/>
-                    </w:p>
-                    <w:p>
-                      <w:pPr>
-                        <w:rPr>
-                          <w:rFonts w:ascii="DM Mono" w:eastAsia="DM Mono" w:hAnsi="DM Mono" w:cs="DM Mono"/>
-                          <w:b/>
-                          <w:bCs/>
-                          <w:color w:val="179948"/>
-                          <w:sz w:val="12"/>
-                          <w:szCs w:val="12"/>
-                        </w:rPr>
-                      </w:pPr>
-                    </w:p>
-                    <w:p>
-                      <w:pPr>
-                        <w:rPr>
-                          <w:rFonts w:ascii="DM Mono" w:eastAsia="DM Mono" w:hAnsi="DM Mono" w:cs="DM Mono"/>
-                          <w:b/>
-                          <w:bCs/>
-                          <w:color w:val="179948"/>
-                          <w:sz w:val="12"/>
-                          <w:szCs w:val="12"/>
-                        </w:rPr>
-                      </w:pPr>
-                      <w:r>
-                        <w:rPr>
-                          <w:rFonts w:ascii="DM Mono" w:eastAsia="DM Mono" w:hAnsi="DM Mono" w:cs="DM Mono"/>
-                          <w:b/>
-                          <w:bCs/>
-                          <w:color w:val="179948"/>
-                          <w:sz w:val="12"/>
-                          <w:szCs w:val="12"/>
-                        </w:rPr>
-                        <w:t>[</w:t>
-                      </w:r>
-                      <w:proofErr w:type="spellStart"/>
-                      <w:r>
-                        <w:rPr>
-                          <w:rFonts w:ascii="DM Mono" w:eastAsia="DM Mono" w:hAnsi="DM Mono" w:cs="DM Mono"/>
-                          <w:b/>
-                          <w:bCs/>
-                          <w:color w:val="179948"/>
-                          <w:sz w:val="12"/>
-                          <w:szCs w:val="12"/>
-                        </w:rPr>
-                        <w:t>Tiktok</w:t>
-                      </w:r>
-                      <w:proofErr w:type="spellEnd"/>
-                      <w:r>
-                        <w:rPr>
-                          <w:rFonts w:ascii="DM Mono" w:eastAsia="DM Mono" w:hAnsi="DM Mono" w:cs="DM Mono"/>
-                          <w:b/>
-                          <w:bCs/>
-                          <w:color w:val="179948"/>
-                          <w:sz w:val="12"/>
-                          <w:szCs w:val="12"/>
-                        </w:rPr>
-                        <w:t>]</w:t>
-                      </w:r>
-                      <w:r>
-                        <w:rPr>
-                          <w:rFonts w:ascii="DM Mono" w:eastAsia="DM Mono" w:hAnsi="DM Mono" w:cs="DM Mono"/>
-                          <w:b/>
-                          <w:bCs/>
-                          <w:color w:val="179948"/>
-                          <w:sz w:val="12"/>
-                          <w:szCs w:val="12"/>
-                        </w:rPr>
-                        <w:tab/>
-                      </w:r>
-                    </w:p>
-                    <w:p>
-                      <w:pPr>
-                        <w:rPr>
-                          <w:rFonts w:ascii="DM Mono" w:eastAsia="DM Mono" w:hAnsi="DM Mono" w:cs="DM Mono"/>
-                          <w:b/>
-                          <w:bCs/>
-                          <w:color w:val="179948"/>
-                          <w:sz w:val="12"/>
-                          <w:szCs w:val="12"/>
-                        </w:rPr>
-                      </w:pPr>
-                    </w:p>
-                    <w:p>
-                      <w:pPr>
-                        <w:rPr>
-                          <w:rFonts w:ascii="DM Mono" w:eastAsia="DM Mono" w:hAnsi="DM Mono" w:cs="DM Mono"/>
-                          <w:b/>
-                          <w:bCs/>
-                          <w:color w:val="179948"/>
-                          <w:sz w:val="12"/>
-                          <w:szCs w:val="12"/>
-                        </w:rPr>
-                      </w:pPr>
-                      <w:r>
-                        <w:rPr>
-                          <w:rFonts w:ascii="DM Mono" w:eastAsia="DM Mono" w:hAnsi="DM Mono" w:cs="DM Mono"/>
-                          <w:b/>
-                          <w:bCs/>
-                          <w:color w:val="179948"/>
-                          <w:sz w:val="12"/>
-                          <w:szCs w:val="12"/>
-                        </w:rPr>
-                        <w:t>[Facebook]</w:t>
-                      </w:r>
-                    </w:p>
-                    <w:p>
-                      <w:pPr>
-                        <w:rPr>
-                          <w:rFonts w:ascii="DM Mono" w:eastAsia="DM Mono" w:hAnsi="DM Mono" w:cs="DM Mono"/>
-                          <w:b/>
-                          <w:bCs/>
-                          <w:color w:val="179948"/>
-                          <w:sz w:val="12"/>
-                          <w:szCs w:val="12"/>
-                        </w:rPr>
-                      </w:pPr>
-                    </w:p>
-                    <w:p>
-                      <w:pPr>
-                        <w:rPr>
-                          <w:rFonts w:ascii="DM Mono" w:eastAsia="DM Mono" w:hAnsi="DM Mono" w:cs="DM Mono"/>
-                          <w:b/>
-                          <w:bCs/>
-                          <w:color w:val="179948"/>
-                          <w:sz w:val="12"/>
-                          <w:szCs w:val="12"/>
-                        </w:rPr>
-                      </w:pPr>
-                      <w:r>
-                        <w:rPr>
-                          <w:rFonts w:ascii="DM Mono" w:eastAsia="DM Mono" w:hAnsi="DM Mono" w:cs="DM Mono"/>
-                          <w:b/>
-                          <w:bCs/>
-                          <w:color w:val="179948"/>
-                          <w:sz w:val="12"/>
-                          <w:szCs w:val="12"/>
-                        </w:rPr>
-                        <w:t>[LinkedIn]</w:t>
-                      </w:r>
-                    </w:p>
-                    <w:p>
-                      <w:pPr>
-                        <w:rPr>
-                          <w:rFonts w:ascii="DM Mono" w:eastAsia="DM Mono" w:hAnsi="DM Mono" w:cs="DM Mono"/>
-                          <w:b/>
-                          <w:bCs/>
-                          <w:color w:val="179948"/>
-                          <w:sz w:val="12"/>
-                          <w:szCs w:val="12"/>
-                        </w:rPr>
-                      </w:pPr>
-                    </w:p>
-                    <w:p>
-                      <w:pPr>
-                        <w:rPr>
-                          <w:rFonts w:ascii="DM Mono" w:eastAsia="DM Mono" w:hAnsi="DM Mono" w:cs="DM Mono"/>
-                          <w:b/>
-                          <w:bCs/>
-                          <w:color w:val="179948"/>
-                          <w:sz w:val="12"/>
-                          <w:szCs w:val="12"/>
-                        </w:rPr>
-                      </w:pPr>
-                      <w:r>
-                        <w:rPr>
-                          <w:rFonts w:ascii="DM Mono" w:eastAsia="DM Mono" w:hAnsi="DM Mono" w:cs="DM Mono"/>
-                          <w:b/>
-                          <w:bCs/>
-                          <w:color w:val="179948"/>
-                          <w:sz w:val="12"/>
-                          <w:szCs w:val="12"/>
-                        </w:rPr>
-                        <w:t>[Snap]</w:t>
-                      </w:r>
-                    </w:p>
-                    <w:p>
-                      <w:pPr>
-                        <w:rPr>
-                          <w:rFonts w:ascii="DM Mono" w:eastAsia="DM Mono" w:hAnsi="DM Mono" w:cs="DM Mono"/>
-                          <w:b/>
-                          <w:bCs/>
-                          <w:color w:val="179948"/>
-                          <w:sz w:val="12"/>
-                          <w:szCs w:val="12"/>
-                        </w:rPr>
-                      </w:pPr>
-                    </w:p>
-                    <w:p>
-                      <w:pPr>
-                        <w:rPr>
-                          <w:rFonts w:ascii="DM Mono" w:eastAsia="DM Mono" w:hAnsi="DM Mono" w:cs="DM Mono"/>
-                          <w:b/>
-                          <w:bCs/>
-                          <w:color w:val="179948"/>
-                          <w:sz w:val="12"/>
-                          <w:szCs w:val="12"/>
-                        </w:rPr>
-                      </w:pPr>
-                      <w:r>
-                        <w:rPr>
-                          <w:rFonts w:ascii="DM Mono" w:eastAsia="DM Mono" w:hAnsi="DM Mono" w:cs="DM Mono"/>
-                          <w:b/>
-                          <w:bCs/>
-                          <w:color w:val="179948"/>
-                          <w:sz w:val="12"/>
-                          <w:szCs w:val="12"/>
-                        </w:rPr>
-                        <w:t>[</w:t>
-                      </w:r>
-                      <w:proofErr w:type="spellStart"/>
-                      <w:r>
-                        <w:rPr>
-                          <w:rFonts w:ascii="DM Mono" w:eastAsia="DM Mono" w:hAnsi="DM Mono" w:cs="DM Mono"/>
-                          <w:b/>
-                          <w:bCs/>
-                          <w:color w:val="179948"/>
-                          <w:sz w:val="12"/>
-                          <w:szCs w:val="12"/>
-                        </w:rPr>
-                        <w:t>Youtube</w:t>
-                      </w:r>
-                      <w:proofErr w:type="spellEnd"/>
-                      <w:r>
-                        <w:rPr>
-                          <w:rFonts w:ascii="DM Mono" w:eastAsia="DM Mono" w:hAnsi="DM Mono" w:cs="DM Mono"/>
-                          <w:b/>
-                          <w:bCs/>
-                          <w:color w:val="179948"/>
-                          <w:sz w:val="12"/>
-                          <w:szCs w:val="12"/>
-                        </w:rPr>
-                        <w:t>]</w:t>
-                      </w:r>
-                    </w:p>
-                    <w:p>
-                      <w:pPr>
-                        <w:rPr>
-                          <w:rFonts w:ascii="DM Mono" w:eastAsia="DM Mono" w:hAnsi="DM Mono" w:cs="DM Mono"/>
-                          <w:b/>
-                          <w:bCs/>
-                          <w:color w:val="179948"/>
-                          <w:sz w:val="12"/>
-                          <w:szCs w:val="12"/>
-                        </w:rPr>
-                      </w:pPr>
-                    </w:p>
-                    <w:p>
-                      <w:pPr>
-                        <w:rPr>
-                          <w:rFonts w:ascii="DM Mono" w:eastAsia="DM Mono" w:hAnsi="DM Mono" w:cs="DM Mono"/>
-                          <w:b/>
-                          <w:bCs/>
-                          <w:color w:val="179948"/>
-                          <w:sz w:val="12"/>
-                          <w:szCs w:val="12"/>
-                        </w:rPr>
-                      </w:pPr>
-                      <w:r>
-                        <w:rPr>
-                          <w:rFonts w:ascii="DM Mono" w:eastAsia="DM Mono" w:hAnsi="DM Mono" w:cs="DM Mono"/>
-                          <w:b/>
-                          <w:bCs/>
-                          <w:color w:val="179948"/>
-                          <w:sz w:val="12"/>
-                          <w:szCs w:val="12"/>
-                        </w:rPr>
-                        <w:t>[Web]</w:t>
-                      </w:r>
-                      <w:r>
-                        <w:rPr>
-                          <w:rFonts w:ascii="DM Mono" w:eastAsia="DM Mono" w:hAnsi="DM Mono" w:cs="DM Mono"/>
-                          <w:b/>
-                          <w:bCs/>
-                          <w:color w:val="179948"/>
-                          <w:sz w:val="12"/>
-                          <w:szCs w:val="12"/>
-                        </w:rPr>
-                        <w:t xml:space="preserve"> </w:t>
-                      </w:r>
-                      <w:r>
-                        <w:rPr>
-                          <w:rFonts w:ascii="DM Mono" w:eastAsia="DM Mono" w:hAnsi="DM Mono" w:cs="DM Mono"/>
-                          <w:b/>
-                          <w:bCs/>
-                          <w:color w:val="179948"/>
-                          <w:sz w:val="12"/>
-                          <w:szCs w:val="12"/>
-                        </w:rPr>
-                        <w:tab/>
-                      </w:r>
-                      <w:r>
-                        <w:rPr>
-                          <w:rFonts w:ascii="DM Mono" w:eastAsia="DM Mono" w:hAnsi="DM Mono" w:cs="DM Mono"/>
-                          <w:color w:val="6B7280"/>
-                          <w:sz w:val="13"/>
-                          <w:szCs w:val="13"/>
-                        </w:rPr>
-                        <w:t>burdy.co.uk</w:t>
-                      </w:r>
-                    </w:p>
-                  </w:txbxContent>
-                </v:textbox>
-              </v:shape>
-            </w:pict>
-          </mc:Fallback>
-        </mc:AlternateContent>
-      </w:r>
-      <w:r>
-        <w:rPr>
           <w:rFonts w:ascii="DM Sans" w:eastAsia="DM Sans" w:hAnsi="DM Sans" w:cs="DM Sans"/>
           <w:b/>
           <w:bCs/>
@@ -1269,14 +463,15 @@
           <w:sz w:val="22"/>
           <w:szCs w:val="22"/>
         </w:rPr>
+        <w:lastRenderedPageBreak/>
         <w:drawing>
-          <wp:anchor distT="0" distB="0" distL="114300" distR="114300" simplePos="0" relativeHeight="251661312" behindDoc="0" locked="0" layoutInCell="1" allowOverlap="1" wp14:anchorId="535CC63C" wp14:editId="6FF6F77C">
+          <wp:anchor distT="0" distB="0" distL="114300" distR="114300" simplePos="0" relativeHeight="251661312" behindDoc="0" locked="0" layoutInCell="1" allowOverlap="1" wp14:anchorId="535CC63C" wp14:editId="033302E2">
             <wp:simplePos x="0" y="0"/>
             <wp:positionH relativeFrom="column">
-              <wp:posOffset>125095</wp:posOffset>
+              <wp:posOffset>32566</wp:posOffset>
             </wp:positionH>
             <wp:positionV relativeFrom="paragraph">
-              <wp:posOffset>-42545</wp:posOffset>
+              <wp:posOffset>-26126</wp:posOffset>
             </wp:positionV>
             <wp:extent cx="958850" cy="958850"/>
             <wp:effectExtent l="0" t="0" r="0" b="0"/>
@@ -1369,7 +564,7 @@
           <w:noProof/>
         </w:rPr>
         <w:drawing>
-          <wp:anchor distT="0" distB="0" distL="114300" distR="114300" simplePos="0" relativeHeight="251658240" behindDoc="0" locked="0" layoutInCell="1" allowOverlap="1" wp14:anchorId="32FF12B5" wp14:editId="4A11FCD6">
+          <wp:anchor distT="0" distB="0" distL="114300" distR="114300" simplePos="0" relativeHeight="251658240" behindDoc="0" locked="0" layoutInCell="1" allowOverlap="1" wp14:anchorId="32FF12B5" wp14:editId="543BF65F">
             <wp:simplePos x="0" y="0"/>
             <wp:positionH relativeFrom="column">
               <wp:posOffset>447357</wp:posOffset>
@@ -1431,6 +626,20 @@
     <w:p>
       <w:pPr>
         <w:spacing w:before="140"/>
+        <w:jc w:val="center"/>
+        <w:rPr>
+          <w:rFonts w:ascii="DM Sans" w:eastAsia="DM Sans" w:hAnsi="DM Sans" w:cs="DM Sans"/>
+          <w:b/>
+          <w:bCs/>
+          <w:color w:val="141518"/>
+          <w:sz w:val="6"/>
+          <w:szCs w:val="6"/>
+        </w:rPr>
+      </w:pPr>
+    </w:p>
+    <w:p>
+      <w:pPr>
+        <w:spacing w:before="140"/>
         <w:rPr>
           <w:rFonts w:ascii="DM Sans" w:eastAsia="DM Sans" w:hAnsi="DM Sans" w:cs="DM Sans"/>
           <w:b/>
@@ -1449,7 +658,7 @@
           <w:sz w:val="22"/>
           <w:szCs w:val="22"/>
         </w:rPr>
-        <w:t xml:space="preserve">  </w:t>
+        <w:t xml:space="preserve">   </w:t>
       </w:r>
       <w:r>
         <w:rPr>
@@ -1460,17 +669,6 @@
           <w:sz w:val="22"/>
           <w:szCs w:val="22"/>
         </w:rPr>
-        <w:t xml:space="preserve">    </w:t>
-      </w:r>
-      <w:r>
-        <w:rPr>
-          <w:rFonts w:ascii="DM Sans" w:eastAsia="DM Sans" w:hAnsi="DM Sans" w:cs="DM Sans"/>
-          <w:b/>
-          <w:bCs/>
-          <w:color w:val="141518"/>
-          <w:sz w:val="22"/>
-          <w:szCs w:val="22"/>
-        </w:rPr>
         <w:t>Trish Burley</w:t>
       </w:r>
     </w:p>
@@ -1491,7 +689,7 @@
           <w:sz w:val="15"/>
           <w:szCs w:val="15"/>
         </w:rPr>
-        <w:t xml:space="preserve">     </w:t>
+        <w:t xml:space="preserve">    </w:t>
       </w:r>
       <w:r>
         <w:rPr>
@@ -1509,7 +707,7 @@
           <w:sz w:val="15"/>
           <w:szCs w:val="15"/>
         </w:rPr>
-        <w:t xml:space="preserve"> </w:t>
+        <w:t>Directo</w:t>
       </w:r>
       <w:r>
         <w:rPr>
@@ -1518,54 +716,21 @@
           <w:sz w:val="15"/>
           <w:szCs w:val="15"/>
         </w:rPr>
-        <w:t>Directo</w:t>
-      </w:r>
-      <w:r>
-        <w:rPr>
-          <w:rFonts w:ascii="DM Mono" w:eastAsia="DM Mono" w:hAnsi="DM Mono" w:cs="DM Mono"/>
-          <w:color w:val="6B7280"/>
-          <w:sz w:val="15"/>
-          <w:szCs w:val="15"/>
-        </w:rPr>
         <w:t>r</w:t>
       </w:r>
     </w:p>
     <w:p>
       <w:pPr>
+        <w:jc w:val="center"/>
         <w:rPr>
           <w:rFonts w:ascii="DM Mono" w:eastAsia="DM Mono" w:hAnsi="DM Mono" w:cs="DM Mono"/>
-          <w:color w:val="6B7280"/>
-          <w:sz w:val="13"/>
-          <w:szCs w:val="13"/>
-        </w:rPr>
-      </w:pPr>
-      <w:r>
-        <w:rPr>
-          <w:rFonts w:ascii="DM Mono" w:eastAsia="DM Mono" w:hAnsi="DM Mono" w:cs="DM Mono"/>
-          <w:color w:val="6B7280"/>
-          <w:sz w:val="13"/>
-          <w:szCs w:val="13"/>
-        </w:rPr>
-        <w:t xml:space="preserve">  </w:t>
-      </w:r>
-      <w:r>
-        <w:rPr>
-          <w:rFonts w:ascii="DM Mono" w:eastAsia="DM Mono" w:hAnsi="DM Mono" w:cs="DM Mono"/>
-          <w:color w:val="6B7280"/>
-          <w:sz w:val="13"/>
-          <w:szCs w:val="13"/>
-        </w:rPr>
-        <w:t xml:space="preserve"> </w:t>
-      </w:r>
-      <w:r>
-        <w:rPr>
-          <w:rFonts w:ascii="DM Mono" w:eastAsia="DM Mono" w:hAnsi="DM Mono" w:cs="DM Mono"/>
-          <w:color w:val="6B7280"/>
-          <w:sz w:val="13"/>
-          <w:szCs w:val="13"/>
-        </w:rPr>
-        <w:t xml:space="preserve"> </w:t>
-      </w:r>
+          <w:b/>
+          <w:bCs/>
+          <w:color w:val="179948"/>
+          <w:sz w:val="12"/>
+          <w:szCs w:val="12"/>
+        </w:rPr>
+      </w:pPr>
       <w:r>
         <w:rPr>
           <w:rFonts w:ascii="DM Mono" w:eastAsia="DM Mono" w:hAnsi="DM Mono" w:cs="DM Mono"/>
@@ -1604,7 +769,7 @@
           <w:sz w:val="13"/>
           <w:szCs w:val="13"/>
         </w:rPr>
-        <w:t>796873080</w:t>
+        <w:t>7</w:t>
       </w:r>
       <w:r>
         <w:rPr>
@@ -1613,21 +778,8 @@
           <w:sz w:val="13"/>
           <w:szCs w:val="13"/>
         </w:rPr>
-        <w:t>4</w:t>
-      </w:r>
-    </w:p>
-    <w:p>
-      <w:pPr>
-        <w:jc w:val="center"/>
-        <w:rPr>
-          <w:rFonts w:ascii="DM Mono" w:eastAsia="DM Mono" w:hAnsi="DM Mono" w:cs="DM Mono"/>
-          <w:b/>
-          <w:bCs/>
-          <w:color w:val="179948"/>
-          <w:sz w:val="12"/>
-          <w:szCs w:val="12"/>
-        </w:rPr>
-      </w:pPr>
+        <w:t>348657940</w:t>
+      </w:r>
     </w:p>
     <w:p>
       <w:pPr>
@@ -1696,7 +848,7 @@
 </file>
 
 <file path=word/numbering.xml><?xml version="1.0" encoding="utf-8"?>
-<w:numbering xmlns:wpc="http://schemas.microsoft.com/office/word/2010/wordprocessingCanvas" xmlns:cx="http://schemas.microsoft.com/office/drawing/2014/chartex" xmlns:cx1="http://schemas.microsoft.com/office/drawing/2015/9/8/chartex" xmlns:cx2="http://schemas.microsoft.com/office/drawing/2015/10/21/chartex" xmlns:cx3="http://schemas.microsoft.com/office/drawing/2016/5/9/chartex" xmlns:cx4="http://schemas.microsoft.com/office/drawing/2016/5/10/chartex" xmlns:cx5="http://schemas.microsoft.com/office/drawing/2016/5/11/chartex" xmlns:cx6="http://schemas.microsoft.com/office/drawing/2016/5/12/chartex" xmlns:cx7="http://schemas.microsoft.com/office/drawing/2016/5/13/chartex" xmlns:cx8="http://schemas.microsoft.com/office/drawing/2016/5/14/chartex" xmlns:mc="http://schemas.openxmlformats.org/markup-compatibility/2006" xmlns:aink="http://schemas.microsoft.com/office/drawing/2016/ink" xmlns:am3d="http://schemas.microsoft.com/office/drawing/2017/model3d" xmlns:o="urn:schemas-microsoft-com:office:office" xmlns:oel="http://schemas.microsoft.com/office/2019/extlst" xmlns:r="http://schemas.openxmlformats.org/officeDocument/2006/relationships" xmlns:m="http://schemas.openxmlformats.org/officeDocument/2006/math" xmlns:v="urn:schemas-microsoft-com:vml" xmlns:wp14="http://schemas.microsoft.com/office/word/2010/wordprocessingDrawing" xmlns:wp="http://schemas.openxmlformats.org/drawingml/2006/wordprocessingDrawing" xmlns:w10="urn:schemas-microsoft-com:office:word" xmlns:w="http://schemas.openxmlformats.org/wordprocessingml/2006/main" xmlns:w14="http://schemas.microsoft.com/office/word/2010/wordml" xmlns:w15="http://schemas.microsoft.com/office/word/2012/wordml" xmlns:w16cex="http://schemas.microsoft.com/office/word/2018/wordml/cex" xmlns:w16cid="http://schemas.microsoft.com/office/word/2016/wordml/cid" xmlns:w16="http://schemas.microsoft.com/office/word/2018/wordml" xmlns:w16du="http://schemas.microsoft.com/office/word/2023/wordml/word16du" xmlns:w16sdtdh="http://schemas.microsoft.com/office/word/2020/wordml/sdtdatahash" xmlns:w16sdtfl="http://schemas.microsoft.com/office/word/2024/wordml/sdtformatlock" xmlns:w16se="http://schemas.microsoft.com/office/word/2015/wordml/symex" xmlns:wpg="http://schemas.microsoft.com/office/word/2010/wordprocessingGroup" xmlns:wpi="http://schemas.microsoft.com/office/word/2010/wordprocessingInk" xmlns:wne="http://schemas.microsoft.com/office/word/2006/wordml" xmlns:wps="http://schemas.microsoft.com/office/word/2010/wordprocessingShape" mc:Ignorable="w14 w15 w16se w16cid w16 w16cex w16sdtdh w16sdtfl w16du wp14">
+<w:numbering xmlns:wpc="http://schemas.microsoft.com/office/word/2010/wordprocessingCanvas" xmlns:cx="http://schemas.microsoft.com/office/drawing/2014/chartex" xmlns:cx1="http://schemas.microsoft.com/office/drawing/2015/9/8/chartex" xmlns:cx2="http://schemas.microsoft.com/office/drawing/2015/10/21/chartex" xmlns:cx3="http://schemas.microsoft.com/office/drawing/2016/5/9/chartex" xmlns:cx4="http://schemas.microsoft.com/office/drawing/2016/5/10/chartex" xmlns:cx5="http://schemas.microsoft.com/office/drawing/2016/5/11/chartex" xmlns:cx6="http://schemas.microsoft.com/office/drawing/2016/5/12/chartex" xmlns:cx7="http://schemas.microsoft.com/office/drawing/2016/5/13/chartex" xmlns:cx8="http://schemas.microsoft.com/office/drawing/2016/5/14/chartex" xmlns:mc="http://schemas.openxmlformats.org/markup-compatibility/2006" xmlns:aink="http://schemas.microsoft.com/office/drawing/2016/ink" xmlns:am3d="http://schemas.microsoft.com/office/drawing/2017/model3d" xmlns:o="urn:schemas-microsoft-com:office:office" xmlns:oel="http://schemas.microsoft.com/office/2019/extlst" xmlns:r="http://schemas.openxmlformats.org/officeDocument/2006/relationships" xmlns:m="http://schemas.openxmlformats.org/officeDocument/2006/math" xmlns:v="urn:schemas-microsoft-com:vml" xmlns:wp14="http://schemas.microsoft.com/office/word/2010/wordprocessingDrawing" xmlns:wp="http://schemas.openxmlformats.org/drawingml/2006/wordprocessingDrawing" xmlns:w10="urn:schemas-microsoft-com:office:word" xmlns:w="http://schemas.openxmlformats.org/wordprocessingml/2006/main" xmlns:w14="http://schemas.microsoft.com/office/word/2010/wordml" xmlns:w15="http://schemas.microsoft.com/office/word/2012/wordml" xmlns:w16cei="http://schemas.microsoft.com/office/word/2026/wordml/cei" xmlns:w16cex="http://schemas.microsoft.com/office/word/2018/wordml/cex" xmlns:w16cid="http://schemas.microsoft.com/office/word/2016/wordml/cid" xmlns:w16="http://schemas.microsoft.com/office/word/2018/wordml" xmlns:w16du="http://schemas.microsoft.com/office/word/2023/wordml/word16du" xmlns:w16sdtdh="http://schemas.microsoft.com/office/word/2020/wordml/sdtdatahash" xmlns:w16sdtfl="http://schemas.microsoft.com/office/word/2024/wordml/sdtformatlock" xmlns:w16se="http://schemas.microsoft.com/office/word/2015/wordml/symex" xmlns:wpg="http://schemas.microsoft.com/office/word/2010/wordprocessingGroup" xmlns:wpi="http://schemas.microsoft.com/office/word/2010/wordprocessingInk" xmlns:wne="http://schemas.microsoft.com/office/word/2006/wordml" xmlns:wps="http://schemas.microsoft.com/office/word/2010/wordprocessingShape" mc:Ignorable="w14 w15 w16se w16cid w16 w16cex w16sdtdh w16sdtfl w16du wp14">
   <w:abstractNum w:abstractNumId="0" w15:restartNumberingAfterBreak="0">
     <w:nsid w:val="52C760CF"/>
     <w:multiLevelType w:val="hybridMultilevel"/>
@@ -2272,6 +1424,7 @@
   <w:style w:type="character" w:default="1" w:styleId="DefaultParagraphFont">
     <w:name w:val="Default Paragraph Font"/>
     <w:uiPriority w:val="1"/>
+    <w:semiHidden/>
     <w:unhideWhenUsed/>
   </w:style>
   <w:style w:type="table" w:default="1" w:styleId="TableNormal">
